--- a/lessons/3-9/downloads/3-9-notes-teacher.docx
+++ b/lessons/3-9/downloads/3-9-notes-teacher.docx
@@ -1075,7 +1075,7 @@
                           </pic:cNvPicPr>
                         </pic:nvPicPr>
                         <pic:blipFill>
-                          <a:blip r:embed="rId10" cstate="none"/>
+                          <a:blip r:embed="rId14" cstate="none"/>
                           <a:srcRect/>
                           <a:stretch>
                             <a:fillRect/>
@@ -1293,7 +1293,7 @@
           <w:sz w:val="22"/>
           <w:szCs w:val="22"/>
         </w:rPr>
-        <w:t xml:space="preserve">__________  —  Ratios that compare quantities in the same relationship.</w:t>
+        <w:t xml:space="preserve">Ratios that compare quantities in the same relationship are ___ ___.</w:t>
       </w:r>
     </w:p>
     <w:p>

--- a/lessons/3-9/downloads/3-9-notes-teacher.docx
+++ b/lessons/3-9/downloads/3-9-notes-teacher.docx
@@ -219,10 +219,12 @@
     <w:p>
       <w:pPr>
         <w:pStyle w:val="Heading1"/>
+        <w:keepNext/>
+        <w:keepLines/>
         <w:pBdr>
           <w:bottom w:val="single" w:color="1FA6A2" w:sz="14" w:space="6"/>
         </w:pBdr>
-        <w:spacing w:after="140" w:before="260"/>
+        <w:spacing w:after="140" w:before="300"/>
       </w:pPr>
       <w:r>
         <w:rPr>
@@ -1177,10 +1179,12 @@
     <w:p>
       <w:pPr>
         <w:pStyle w:val="Heading1"/>
+        <w:keepNext/>
+        <w:keepLines/>
         <w:pBdr>
           <w:bottom w:val="single" w:color="1FA6A2" w:sz="14" w:space="6"/>
         </w:pBdr>
-        <w:spacing w:after="140" w:before="260"/>
+        <w:spacing w:after="140" w:before="300"/>
       </w:pPr>
       <w:r>
         <w:rPr>
@@ -1276,7 +1280,8 @@
     </w:p>
     <w:p>
       <w:pPr>
-        <w:spacing w:after="120" w:before="80"/>
+        <w:keepLines/>
+        <w:spacing w:after="260" w:before="200"/>
       </w:pPr>
       <w:r>
         <w:rPr>
@@ -1293,56 +1298,41 @@
           <w:sz w:val="22"/>
           <w:szCs w:val="22"/>
         </w:rPr>
-        <w:t xml:space="preserve">Ratios that compare quantities in the same relationship are ___ ___.</w:t>
-      </w:r>
-    </w:p>
-    <w:p>
-      <w:pPr>
-        <w:spacing w:after="120" w:before="80"/>
-      </w:pPr>
-      <w:r>
-        <w:rPr>
-          <w:b/>
-          <w:bCs/>
-          <w:color w:val="12355B"/>
+        <w:t xml:space="preserve">Ratios that compare quantities in the same relationship are </w:t>
+      </w:r>
+      <w:r>
+        <w:rPr>
           <w:sz w:val="22"/>
           <w:szCs w:val="22"/>
         </w:rPr>
-        <w:t xml:space="preserve">2.  </w:t>
+        <w:t xml:space="preserve">________________</w:t>
       </w:r>
       <w:r>
         <w:rPr>
           <w:sz w:val="22"/>
           <w:szCs w:val="22"/>
         </w:rPr>
-        <w:t xml:space="preserve">A comparison of two quantities is a ___.</w:t>
-      </w:r>
-    </w:p>
-    <w:p>
-      <w:pPr>
-        <w:spacing w:after="120" w:before="80"/>
-      </w:pPr>
-      <w:r>
-        <w:rPr>
-          <w:b/>
-          <w:bCs/>
-          <w:color w:val="12355B"/>
+        <w:t xml:space="preserve"> </w:t>
+      </w:r>
+      <w:r>
+        <w:rPr>
           <w:sz w:val="22"/>
           <w:szCs w:val="22"/>
         </w:rPr>
-        <w:t xml:space="preserve">3.  </w:t>
+        <w:t xml:space="preserve">________________</w:t>
       </w:r>
       <w:r>
         <w:rPr>
           <w:sz w:val="22"/>
           <w:szCs w:val="22"/>
         </w:rPr>
-        <w:t xml:space="preserve">A ratio that compares two quantities with different units, like miles per hour, is a ___.</w:t>
-      </w:r>
-    </w:p>
-    <w:p>
-      <w:pPr>
-        <w:spacing w:after="120" w:before="80"/>
+        <w:t xml:space="preserve">.</w:t>
+      </w:r>
+    </w:p>
+    <w:p>
+      <w:pPr>
+        <w:keepLines/>
+        <w:spacing w:after="260" w:before="200"/>
       </w:pPr>
       <w:r>
         <w:rPr>
@@ -1352,41 +1342,34 @@
           <w:sz w:val="22"/>
           <w:szCs w:val="22"/>
         </w:rPr>
-        <w:t xml:space="preserve">4.  </w:t>
+        <w:t xml:space="preserve">2.  </w:t>
       </w:r>
       <w:r>
         <w:rPr>
           <w:sz w:val="22"/>
           <w:szCs w:val="22"/>
         </w:rPr>
-        <w:t xml:space="preserve">An equation showing that two ratios are equal is a ___.</w:t>
-      </w:r>
-    </w:p>
-    <w:p>
-      <w:pPr>
-        <w:spacing w:after="120" w:before="80"/>
-      </w:pPr>
-      <w:r>
-        <w:rPr>
-          <w:b/>
-          <w:bCs/>
-          <w:color w:val="12355B"/>
+        <w:t xml:space="preserve">A comparison of two quantities is a </w:t>
+      </w:r>
+      <w:r>
+        <w:rPr>
           <w:sz w:val="22"/>
           <w:szCs w:val="22"/>
         </w:rPr>
-        <w:t xml:space="preserve">5.  </w:t>
+        <w:t xml:space="preserve">________________</w:t>
       </w:r>
       <w:r>
         <w:rPr>
           <w:sz w:val="22"/>
           <w:szCs w:val="22"/>
         </w:rPr>
-        <w:t xml:space="preserve">Writing a ratio in its smallest equal form, like 6:9 = 2:3, is to ___ it.</w:t>
-      </w:r>
-    </w:p>
-    <w:p>
-      <w:pPr>
-        <w:spacing w:after="120" w:before="80"/>
+        <w:t xml:space="preserve">.</w:t>
+      </w:r>
+    </w:p>
+    <w:p>
+      <w:pPr>
+        <w:keepLines/>
+        <w:spacing w:after="260" w:before="200"/>
       </w:pPr>
       <w:r>
         <w:rPr>
@@ -1396,24 +1379,150 @@
           <w:sz w:val="22"/>
           <w:szCs w:val="22"/>
         </w:rPr>
-        <w:t xml:space="preserve">6.  </w:t>
+        <w:t xml:space="preserve">3.  </w:t>
       </w:r>
       <w:r>
         <w:rPr>
           <w:sz w:val="22"/>
           <w:szCs w:val="22"/>
         </w:rPr>
-        <w:t xml:space="preserve">A table that lists equivalent ratios in rows or columns is a ___.</w:t>
+        <w:t xml:space="preserve">A ratio that compares two quantities with different units, like miles per hour, is a </w:t>
+      </w:r>
+      <w:r>
+        <w:rPr>
+          <w:sz w:val="22"/>
+          <w:szCs w:val="22"/>
+        </w:rPr>
+        <w:t xml:space="preserve">________________</w:t>
+      </w:r>
+      <w:r>
+        <w:rPr>
+          <w:sz w:val="22"/>
+          <w:szCs w:val="22"/>
+        </w:rPr>
+        <w:t xml:space="preserve">.</w:t>
+      </w:r>
+    </w:p>
+    <w:p>
+      <w:pPr>
+        <w:keepLines/>
+        <w:spacing w:after="260" w:before="200"/>
+      </w:pPr>
+      <w:r>
+        <w:rPr>
+          <w:b/>
+          <w:bCs/>
+          <w:color w:val="12355B"/>
+          <w:sz w:val="22"/>
+          <w:szCs w:val="22"/>
+        </w:rPr>
+        <w:t xml:space="preserve">4.  </w:t>
+      </w:r>
+      <w:r>
+        <w:rPr>
+          <w:sz w:val="22"/>
+          <w:szCs w:val="22"/>
+        </w:rPr>
+        <w:t xml:space="preserve">An equation showing that two ratios are equal is a </w:t>
+      </w:r>
+      <w:r>
+        <w:rPr>
+          <w:sz w:val="22"/>
+          <w:szCs w:val="22"/>
+        </w:rPr>
+        <w:t xml:space="preserve">________________</w:t>
+      </w:r>
+      <w:r>
+        <w:rPr>
+          <w:sz w:val="22"/>
+          <w:szCs w:val="22"/>
+        </w:rPr>
+        <w:t xml:space="preserve">.</w:t>
+      </w:r>
+    </w:p>
+    <w:p>
+      <w:pPr>
+        <w:keepLines/>
+        <w:spacing w:after="260" w:before="200"/>
+      </w:pPr>
+      <w:r>
+        <w:rPr>
+          <w:b/>
+          <w:bCs/>
+          <w:color w:val="12355B"/>
+          <w:sz w:val="22"/>
+          <w:szCs w:val="22"/>
+        </w:rPr>
+        <w:t xml:space="preserve">5.  </w:t>
+      </w:r>
+      <w:r>
+        <w:rPr>
+          <w:sz w:val="22"/>
+          <w:szCs w:val="22"/>
+        </w:rPr>
+        <w:t xml:space="preserve">Writing a ratio in its smallest equal form, like 6:9 = 2:3, is to </w:t>
+      </w:r>
+      <w:r>
+        <w:rPr>
+          <w:sz w:val="22"/>
+          <w:szCs w:val="22"/>
+        </w:rPr>
+        <w:t xml:space="preserve">________________</w:t>
+      </w:r>
+      <w:r>
+        <w:rPr>
+          <w:sz w:val="22"/>
+          <w:szCs w:val="22"/>
+        </w:rPr>
+        <w:t xml:space="preserve"> it.</w:t>
+      </w:r>
+    </w:p>
+    <w:p>
+      <w:pPr>
+        <w:keepLines/>
+        <w:spacing w:after="260" w:before="200"/>
+      </w:pPr>
+      <w:r>
+        <w:rPr>
+          <w:b/>
+          <w:bCs/>
+          <w:color w:val="12355B"/>
+          <w:sz w:val="22"/>
+          <w:szCs w:val="22"/>
+        </w:rPr>
+        <w:t xml:space="preserve">6.  </w:t>
+      </w:r>
+      <w:r>
+        <w:rPr>
+          <w:sz w:val="22"/>
+          <w:szCs w:val="22"/>
+        </w:rPr>
+        <w:t xml:space="preserve">A table that lists equivalent ratios in rows or columns is a </w:t>
+      </w:r>
+      <w:r>
+        <w:rPr>
+          <w:sz w:val="22"/>
+          <w:szCs w:val="22"/>
+        </w:rPr>
+        <w:t xml:space="preserve">________________</w:t>
+      </w:r>
+      <w:r>
+        <w:rPr>
+          <w:sz w:val="22"/>
+          <w:szCs w:val="22"/>
+        </w:rPr>
+        <w:t xml:space="preserve">.</w:t>
       </w:r>
     </w:p>
     <w:p>
       <w:pPr>
         <w:pStyle w:val="Heading1"/>
-        <w:pageBreakBefore/>
+        <w:keepNext/>
+        <w:keepLines/>
         <w:pBdr>
           <w:bottom w:val="single" w:color="1FA6A2" w:sz="14" w:space="6"/>
         </w:pBdr>
-        <w:spacing w:after="140" w:before="0"/>
+        <w:spacing w:after="140" w:before="300"/>
       </w:pPr>
       <w:r>
         <w:rPr>
@@ -2694,11 +2803,12 @@
     <w:p>
       <w:pPr>
         <w:pStyle w:val="Heading1"/>
-        <w:pageBreakBefore/>
+        <w:keepNext/>
+        <w:keepLines/>
         <w:pBdr>
           <w:bottom w:val="single" w:color="1FA6A2" w:sz="14" w:space="6"/>
         </w:pBdr>
-        <w:spacing w:after="140" w:before="0"/>
+        <w:spacing w:after="140" w:before="300"/>
       </w:pPr>
       <w:r>
         <w:rPr>
@@ -3016,11 +3126,12 @@
     <w:p>
       <w:pPr>
         <w:pStyle w:val="Heading1"/>
-        <w:pageBreakBefore/>
+        <w:keepNext/>
+        <w:keepLines/>
         <w:pBdr>
           <w:bottom w:val="single" w:color="1FA6A2" w:sz="14" w:space="6"/>
         </w:pBdr>
-        <w:spacing w:after="140" w:before="0"/>
+        <w:spacing w:after="140" w:before="300"/>
       </w:pPr>
       <w:r>
         <w:rPr>
@@ -3726,11 +3837,12 @@
     <w:p>
       <w:pPr>
         <w:pStyle w:val="Heading1"/>
-        <w:pageBreakBefore/>
+        <w:keepNext/>
+        <w:keepLines/>
         <w:pBdr>
           <w:bottom w:val="single" w:color="1FA6A2" w:sz="14" w:space="6"/>
         </w:pBdr>
-        <w:spacing w:after="140" w:before="0"/>
+        <w:spacing w:after="140" w:before="300"/>
       </w:pPr>
       <w:r>
         <w:rPr>
@@ -4341,11 +4453,12 @@
     <w:p>
       <w:pPr>
         <w:pStyle w:val="Heading1"/>
-        <w:pageBreakBefore/>
+        <w:keepNext/>
+        <w:keepLines/>
         <w:pBdr>
           <w:bottom w:val="single" w:color="1FA6A2" w:sz="14" w:space="6"/>
         </w:pBdr>
-        <w:spacing w:after="140" w:before="0"/>
+        <w:spacing w:after="140" w:before="300"/>
       </w:pPr>
       <w:r>
         <w:rPr>
@@ -4458,6 +4571,8 @@
     <w:p>
       <w:pPr>
         <w:pStyle w:val="Heading1"/>
+        <w:keepNext/>
+        <w:keepLines/>
         <w:pageBreakBefore/>
         <w:pBdr>
           <w:bottom w:val="single" w:color="1FA6A2" w:sz="14" w:space="6"/>

--- a/lessons/3-9/downloads/3-9-notes-teacher.docx
+++ b/lessons/3-9/downloads/3-9-notes-teacher.docx
@@ -991,7 +991,7 @@
                 <w:sz w:val="21"/>
                 <w:szCs w:val="21"/>
               </w:rPr>
-              <w:t xml:space="preserve">To make a ratio smaller while keeping the same comparison.</w:t>
+              <w:t xml:space="preserve">To write a ratio with smaller numbers that still compares the same way. 6:8 and 3:4 are the same ratio.</w:t>
             </w:r>
           </w:p>
           <w:p>
@@ -1460,7 +1460,7 @@
           <w:sz w:val="22"/>
           <w:szCs w:val="22"/>
         </w:rPr>
-        <w:t xml:space="preserve">Writing a ratio in its smallest equal form, like 6:9 = 2:3, is to </w:t>
+        <w:t xml:space="preserve">Writing a ratio with smaller numbers that compares the same way, like 6:9 = 2:3, is to </w:t>
       </w:r>
       <w:r>
         <w:rPr>
@@ -1533,47 +1533,6 @@
           <w:szCs w:val="30"/>
         </w:rPr>
         <w:t xml:space="preserve">Write About the Math</w:t>
-      </w:r>
-    </w:p>
-    <w:p>
-      <w:pPr>
-        <w:spacing w:after="100"/>
-      </w:pPr>
-      <w:r>
-        <w:rPr>
-          <w:i/>
-          <w:iCs/>
-          <w:color w:val="5F6F80"/>
-          <w:sz w:val="19"/>
-          <w:szCs w:val="19"/>
-        </w:rPr>
-        <w:t xml:space="preserve">Use the support level you need. Every level answers the same math question.</w:t>
-      </w:r>
-    </w:p>
-    <w:p>
-      <w:pPr>
-        <w:pStyle w:val="Heading2"/>
-        <w:spacing w:after="80" w:before="180"/>
-      </w:pPr>
-      <w:r>
-        <w:rPr>
-          <w:b/>
-          <w:bCs/>
-          <w:color w:val="12355B"/>
-          <w:sz w:val="24"/>
-          <w:szCs w:val="24"/>
-        </w:rPr>
-        <w:t xml:space="preserve">1. Understand the Question</w:t>
-      </w:r>
-      <w:r>
-        <w:rPr>
-          <w:i/>
-          <w:iCs/>
-          <w:color w:val="B97A12"/>
-          <w:sz w:val="19"/>
-          <w:szCs w:val="19"/>
-        </w:rPr>
-        <w:t xml:space="preserve">   explain</w:t>
       </w:r>
     </w:p>
     <w:tbl>
@@ -1615,71 +1574,27 @@
               <w:t xml:space="preserve">A local smoothie shop sells a Berry Blast smoothie. The recipe calls for 2 cups of strawberries for every 3 cups of yogurt. Today they need to make 15 cups of yogurt worth of smoothies for a catering order?</w:t>
             </w:r>
           </w:p>
-          <w:p>
-            <w:pPr>
-              <w:spacing w:after="0"/>
-            </w:pPr>
-            <w:r>
-              <w:rPr>
-                <w:b/>
-                <w:bCs/>
-                <w:color w:val="12355B"/>
-                <w:sz w:val="20"/>
-                <w:szCs w:val="20"/>
-              </w:rPr>
-              <w:t xml:space="preserve">Your job:  </w:t>
-            </w:r>
-            <w:r>
-              <w:rPr>
-                <w:sz w:val="20"/>
-                <w:szCs w:val="20"/>
-              </w:rPr>
-              <w:t xml:space="preserve">Answer the question. Use math evidence. Explain how the evidence proves your answer.</w:t>
-            </w:r>
-            <w:r>
-              <w:rPr>
-                <w:i/>
-                <w:iCs/>
-                <w:color w:val="5F6F80"/>
-                <w:sz w:val="18"/>
-                <w:szCs w:val="18"/>
-              </w:rPr>
-              <w:br/>
-              <w:t xml:space="preserve">Responde la pregunta. Usa evidencia matemática. Explica cómo la evidencia demuestra tu respuesta.</w:t>
-            </w:r>
-          </w:p>
         </w:tc>
       </w:tr>
     </w:tbl>
     <w:p>
       <w:pPr>
-        <w:pStyle w:val="Heading2"/>
-        <w:spacing w:after="80" w:before="180"/>
-      </w:pPr>
-      <w:r>
-        <w:rPr>
-          <w:b/>
-          <w:bCs/>
-          <w:color w:val="12355B"/>
-          <w:sz w:val="24"/>
-          <w:szCs w:val="24"/>
-        </w:rPr>
-        <w:t xml:space="preserve">2. Plan Your Math Words</w:t>
-      </w:r>
+        <w:spacing w:after="100"/>
+      </w:pPr>
       <w:r>
         <w:rPr>
           <w:i/>
           <w:iCs/>
-          <w:color w:val="1FA6A2"/>
+          <w:color w:val="5F6F80"/>
           <w:sz w:val="19"/>
           <w:szCs w:val="19"/>
         </w:rPr>
-        <w:t xml:space="preserve">   check at least two</w:t>
-      </w:r>
-    </w:p>
-    <w:p>
-      <w:pPr>
-        <w:spacing w:after="60"/>
+        <w:t xml:space="preserve">Say your answer to a partner first. Then write it, using at least two of these words:</w:t>
+      </w:r>
+    </w:p>
+    <w:p>
+      <w:pPr>
+        <w:spacing w:after="40"/>
       </w:pPr>
       <w:r>
         <w:rPr>
@@ -1699,14 +1614,7 @@
           <w:sz w:val="20"/>
           <w:szCs w:val="20"/>
         </w:rPr>
-        <w:t xml:space="preserve">Equivalent Ratios — </w:t>
-      </w:r>
-      <w:r>
-        <w:rPr>
-          <w:sz w:val="20"/>
-          <w:szCs w:val="20"/>
-        </w:rPr>
-        <w:t xml:space="preserve">Ratios that compare quantities in the same relationship.</w:t>
+        <w:t xml:space="preserve">Equivalent Ratios</w:t>
       </w:r>
       <w:r>
         <w:rPr>
@@ -1716,13 +1624,12 @@
           <w:sz w:val="18"/>
           <w:szCs w:val="18"/>
         </w:rPr>
-        <w:br/>
-        <w:t xml:space="preserve">Razones equivalentes — Razones que comparan cantidades en la misma relación.</w:t>
-      </w:r>
-    </w:p>
-    <w:p>
-      <w:pPr>
-        <w:spacing w:after="60"/>
+        <w:t xml:space="preserve">  ·  Razones equivalentes</w:t>
+      </w:r>
+    </w:p>
+    <w:p>
+      <w:pPr>
+        <w:spacing w:after="40"/>
       </w:pPr>
       <w:r>
         <w:rPr>
@@ -1742,14 +1649,7 @@
           <w:sz w:val="20"/>
           <w:szCs w:val="20"/>
         </w:rPr>
-        <w:t xml:space="preserve">Ratio — </w:t>
-      </w:r>
-      <w:r>
-        <w:rPr>
-          <w:sz w:val="20"/>
-          <w:szCs w:val="20"/>
-        </w:rPr>
-        <w:t xml:space="preserve">A way to compare two amounts, like 3 to 2.</w:t>
+        <w:t xml:space="preserve">Ratio</w:t>
       </w:r>
       <w:r>
         <w:rPr>
@@ -1759,13 +1659,12 @@
           <w:sz w:val="18"/>
           <w:szCs w:val="18"/>
         </w:rPr>
-        <w:br/>
-        <w:t xml:space="preserve">Razón — Una manera de comparar dos cantidades, como 3 a 2.</w:t>
-      </w:r>
-    </w:p>
-    <w:p>
-      <w:pPr>
-        <w:spacing w:after="60"/>
+        <w:t xml:space="preserve">  ·  Razón</w:t>
+      </w:r>
+    </w:p>
+    <w:p>
+      <w:pPr>
+        <w:spacing w:after="40"/>
       </w:pPr>
       <w:r>
         <w:rPr>
@@ -1785,14 +1684,7 @@
           <w:sz w:val="20"/>
           <w:szCs w:val="20"/>
         </w:rPr>
-        <w:t xml:space="preserve">Rate — </w:t>
-      </w:r>
-      <w:r>
-        <w:rPr>
-          <w:sz w:val="20"/>
-          <w:szCs w:val="20"/>
-        </w:rPr>
-        <w:t xml:space="preserve">A ratio comparing two amounts with different units, like miles per hour.</w:t>
+        <w:t xml:space="preserve">Rate</w:t>
       </w:r>
       <w:r>
         <w:rPr>
@@ -1802,13 +1694,12 @@
           <w:sz w:val="18"/>
           <w:szCs w:val="18"/>
         </w:rPr>
-        <w:br/>
-        <w:t xml:space="preserve">Tasa — Una razón que compara dos cantidades con unidades distintas, como millas por hora.</w:t>
-      </w:r>
-    </w:p>
-    <w:p>
-      <w:pPr>
-        <w:spacing w:after="60"/>
+        <w:t xml:space="preserve">  ·  Tasa</w:t>
+      </w:r>
+    </w:p>
+    <w:p>
+      <w:pPr>
+        <w:spacing w:after="40"/>
       </w:pPr>
       <w:r>
         <w:rPr>
@@ -1828,14 +1719,7 @@
           <w:sz w:val="20"/>
           <w:szCs w:val="20"/>
         </w:rPr>
-        <w:t xml:space="preserve">Proportion — </w:t>
-      </w:r>
-      <w:r>
-        <w:rPr>
-          <w:sz w:val="20"/>
-          <w:szCs w:val="20"/>
-        </w:rPr>
-        <w:t xml:space="preserve">A math sentence saying two ratios are equal.</w:t>
+        <w:t xml:space="preserve">Proportion</w:t>
       </w:r>
       <w:r>
         <w:rPr>
@@ -1845,13 +1729,12 @@
           <w:sz w:val="18"/>
           <w:szCs w:val="18"/>
         </w:rPr>
-        <w:br/>
-        <w:t xml:space="preserve">Proporción — Una oración matemática que dice que dos razones son iguales.</w:t>
-      </w:r>
-    </w:p>
-    <w:p>
-      <w:pPr>
-        <w:spacing w:after="60"/>
+        <w:t xml:space="preserve">  ·  Proporción</w:t>
+      </w:r>
+    </w:p>
+    <w:p>
+      <w:pPr>
+        <w:spacing w:after="40"/>
       </w:pPr>
       <w:r>
         <w:rPr>
@@ -1871,14 +1754,7 @@
           <w:sz w:val="20"/>
           <w:szCs w:val="20"/>
         </w:rPr>
-        <w:t xml:space="preserve">Simplify — </w:t>
-      </w:r>
-      <w:r>
-        <w:rPr>
-          <w:sz w:val="20"/>
-          <w:szCs w:val="20"/>
-        </w:rPr>
-        <w:t xml:space="preserve">To make a ratio smaller while keeping the same comparison.</w:t>
+        <w:t xml:space="preserve">Simplify</w:t>
       </w:r>
       <w:r>
         <w:rPr>
@@ -1888,109 +1764,7 @@
           <w:sz w:val="18"/>
           <w:szCs w:val="18"/>
         </w:rPr>
-        <w:br/>
-        <w:t xml:space="preserve">Simplificar — Hacer una razón más pequeña sin cambiar la comparación.</w:t>
-      </w:r>
-    </w:p>
-    <w:tbl>
-      <w:tblPr>
-        <w:tblW w:type="pct" w:w="100%"/>
-        <w:tblBorders>
-          <w:top w:val="single" w:color="1FA6A2" w:sz="8"/>
-          <w:left w:val="single" w:color="1FA6A2" w:sz="8"/>
-          <w:bottom w:val="single" w:color="1FA6A2" w:sz="8"/>
-          <w:right w:val="single" w:color="1FA6A2" w:sz="8"/>
-          <w:insideH w:val="single" w:color="auto" w:sz="4"/>
-          <w:insideV w:val="single" w:color="auto" w:sz="4"/>
-        </w:tblBorders>
-      </w:tblPr>
-      <w:tblGrid>
-        <w:gridCol w:w="100"/>
-      </w:tblGrid>
-      <w:tr>
-        <w:tc>
-          <w:tcPr>
-            <w:shd w:fill="F7FFFD" w:color="auto" w:val="clear"/>
-            <w:tcMar>
-              <w:top w:type="dxa" w:w="120"/>
-              <w:left w:type="dxa" w:w="180"/>
-              <w:bottom w:type="dxa" w:w="120"/>
-              <w:right w:type="dxa" w:w="180"/>
-            </w:tcMar>
-          </w:tcPr>
-          <w:p>
-            <w:pPr>
-              <w:spacing w:after="50"/>
-            </w:pPr>
-            <w:r>
-              <w:rPr>
-                <w:b/>
-                <w:bCs/>
-                <w:color w:val="1FA6A2"/>
-                <w:sz w:val="20"/>
-                <w:szCs w:val="20"/>
-              </w:rPr>
-              <w:t xml:space="preserve">Say it first:  </w:t>
-            </w:r>
-            <w:r>
-              <w:rPr>
-                <w:sz w:val="20"/>
-                <w:szCs w:val="20"/>
-              </w:rPr>
-              <w:t xml:space="preserve">Say your idea to a partner or quietly to yourself before you write.</w:t>
-            </w:r>
-          </w:p>
-          <w:p>
-            <w:pPr>
-              <w:spacing w:after="60"/>
-            </w:pPr>
-            <w:r>
-              <w:rPr>
-                <w:color w:val="1A2733"/>
-                <w:sz w:val="21"/>
-                <w:szCs w:val="21"/>
-              </w:rPr>
-              <w:t xml:space="preserve">Find the scale factor (15 ÷ 3) and use it to figure out how many cups of strawberries the shop needs. Show your steps and explain why multiplying both ingredients by the same factor keeps the smoothie tasting the same.</w:t>
-            </w:r>
-            <w:r>
-              <w:rPr>
-                <w:i/>
-                <w:iCs/>
-                <w:color w:val="5F6F80"/>
-                <w:sz w:val="19"/>
-                <w:szCs w:val="19"/>
-              </w:rPr>
-              <w:br/>
-              <w:t xml:space="preserve">Di tu respuesta primero: Mi respuesta es ___ porque ___.</w:t>
-            </w:r>
-          </w:p>
-        </w:tc>
-      </w:tr>
-    </w:tbl>
-    <w:p>
-      <w:pPr>
-        <w:pStyle w:val="Heading2"/>
-        <w:spacing w:after="80" w:before="180"/>
-      </w:pPr>
-      <w:r>
-        <w:rPr>
-          <w:b/>
-          <w:bCs/>
-          <w:color w:val="12355B"/>
-          <w:sz w:val="24"/>
-          <w:szCs w:val="24"/>
-        </w:rPr>
-        <w:t xml:space="preserve">3. Build Your Explanation</w:t>
-      </w:r>
-      <w:r>
-        <w:rPr>
-          <w:i/>
-          <w:iCs/>
-          <w:color w:val="B97A12"/>
-          <w:sz w:val="19"/>
-          <w:szCs w:val="19"/>
-        </w:rPr>
-        <w:t xml:space="preserve">   choose your support</w:t>
+        <w:t xml:space="preserve">  ·  Simplificar</w:t>
       </w:r>
     </w:p>
     <w:tbl>
@@ -2021,21 +1795,6 @@
           </w:tcPr>
           <w:p>
             <w:pPr>
-              <w:spacing w:after="50"/>
-            </w:pPr>
-            <w:r>
-              <w:rPr>
-                <w:i/>
-                <w:iCs/>
-                <w:color w:val="5F6F80"/>
-                <w:sz w:val="19"/>
-                <w:szCs w:val="19"/>
-              </w:rPr>
-              <w:t xml:space="preserve">This model shows the parts of an explanation. It does not answer your writing question.</w:t>
-            </w:r>
-          </w:p>
-          <w:p>
-            <w:pPr>
               <w:spacing w:after="80"/>
             </w:pPr>
             <w:r>
@@ -2046,58 +1805,14 @@
                 <w:sz w:val="19"/>
                 <w:szCs w:val="19"/>
               </w:rPr>
-              <w:t xml:space="preserve">Claim:  </w:t>
+              <w:t xml:space="preserve">Model:  </w:t>
             </w:r>
             <w:r>
               <w:rPr>
                 <w:sz w:val="19"/>
                 <w:szCs w:val="19"/>
               </w:rPr>
-              <w:t xml:space="preserve">32 is 4 times 8, so she multiplies both ingredients by 4.</w:t>
-            </w:r>
-          </w:p>
-          <w:p>
-            <w:pPr>
-              <w:spacing w:after="80"/>
-            </w:pPr>
-            <w:r>
-              <w:rPr>
-                <w:b/>
-                <w:bCs/>
-                <w:color w:val="12355B"/>
-                <w:sz w:val="19"/>
-                <w:szCs w:val="19"/>
-              </w:rPr>
-              <w:t xml:space="preserve">Evidence:  </w:t>
-            </w:r>
-            <w:r>
-              <w:rPr>
-                <w:sz w:val="19"/>
-                <w:szCs w:val="19"/>
-              </w:rPr>
-              <w:t xml:space="preserve">A strong answer finds the scale factor 4 (32 ÷ 8) and explains both ingredients must be multiplied by 4 to make equivalent ratios.</w:t>
-            </w:r>
-          </w:p>
-          <w:p>
-            <w:pPr>
-              <w:spacing w:after="80"/>
-            </w:pPr>
-            <w:r>
-              <w:rPr>
-                <w:b/>
-                <w:bCs/>
-                <w:color w:val="12355B"/>
-                <w:sz w:val="19"/>
-                <w:szCs w:val="19"/>
-              </w:rPr>
-              <w:t xml:space="preserve">Reasoning:  </w:t>
-            </w:r>
-            <w:r>
-              <w:rPr>
-                <w:sz w:val="19"/>
-                <w:szCs w:val="19"/>
-              </w:rPr>
-              <w:t xml:space="preserve">This evidence connects the definition of equivalent ratios to the mathematical claim.</w:t>
+              <w:t xml:space="preserve">32 is 4 times 8, so she multiplies both ingredients by 4. — A strong answer finds the scale factor 4 (32 ÷ 8) and explains both ingredients must be multiplied by 4 to make equivalent ratios.</w:t>
             </w:r>
           </w:p>
         </w:tc>
@@ -2176,7 +1891,7 @@
           <w:sz w:val="21"/>
           <w:szCs w:val="21"/>
         </w:rPr>
-        <w:t xml:space="preserve">My answer is ___.</w:t>
+        <w:t xml:space="preserve">My answer is ___ because ___.</w:t>
       </w:r>
       <w:r>
         <w:rPr>
@@ -2187,7 +1902,7 @@
           <w:szCs w:val="19"/>
         </w:rPr>
         <w:br/>
-        <w:t xml:space="preserve">Mi respuesta es ___.</w:t>
+        <w:t xml:space="preserve">Mi respuesta es ___ porque ___.</w:t>
       </w:r>
     </w:p>
     <w:tbl>
@@ -2327,7 +2042,7 @@
           <w:sz w:val="21"/>
           <w:szCs w:val="21"/>
         </w:rPr>
-        <w:t xml:space="preserve">I know because ___.</w:t>
+        <w:t xml:space="preserve">My evidence is ___, so ___.</w:t>
       </w:r>
       <w:r>
         <w:rPr>
@@ -2338,31 +2053,7 @@
           <w:szCs w:val="19"/>
         </w:rPr>
         <w:br/>
-        <w:t xml:space="preserve">Lo sé porque ___.</w:t>
-      </w:r>
-    </w:p>
-    <w:p>
-      <w:pPr>
-        <w:spacing w:after="60"/>
-      </w:pPr>
-      <w:r>
-        <w:rPr>
-          <w:color w:val="1A2733"/>
-          <w:sz w:val="21"/>
-          <w:szCs w:val="21"/>
-        </w:rPr>
-        <w:t xml:space="preserve">So ___.</w:t>
-      </w:r>
-      <w:r>
-        <w:rPr>
-          <w:i/>
-          <w:iCs/>
-          <w:color w:val="5F6F80"/>
-          <w:sz w:val="19"/>
-          <w:szCs w:val="19"/>
-        </w:rPr>
-        <w:br/>
-        <w:t xml:space="preserve">Entonces ___.</w:t>
+        <w:t xml:space="preserve">Mi evidencia es ___, entonces ___.</w:t>
       </w:r>
     </w:p>
     <w:tbl>
@@ -2468,78 +2159,6 @@
         <w:t xml:space="preserve">Escribe una afirmación, da evidencia matemática y explica tu razonamiento.</w:t>
       </w:r>
     </w:p>
-    <w:p>
-      <w:pPr>
-        <w:spacing w:after="60"/>
-      </w:pPr>
-      <w:r>
-        <w:rPr>
-          <w:color w:val="1A2733"/>
-          <w:sz w:val="21"/>
-          <w:szCs w:val="21"/>
-        </w:rPr>
-        <w:t xml:space="preserve">My claim is ___.</w:t>
-      </w:r>
-      <w:r>
-        <w:rPr>
-          <w:i/>
-          <w:iCs/>
-          <w:color w:val="5F6F80"/>
-          <w:sz w:val="19"/>
-          <w:szCs w:val="19"/>
-        </w:rPr>
-        <w:br/>
-        <w:t xml:space="preserve">Mi afirmación es ___.</w:t>
-      </w:r>
-    </w:p>
-    <w:p>
-      <w:pPr>
-        <w:spacing w:after="60"/>
-      </w:pPr>
-      <w:r>
-        <w:rPr>
-          <w:color w:val="1A2733"/>
-          <w:sz w:val="21"/>
-          <w:szCs w:val="21"/>
-        </w:rPr>
-        <w:t xml:space="preserve">My math evidence is ___.</w:t>
-      </w:r>
-      <w:r>
-        <w:rPr>
-          <w:i/>
-          <w:iCs/>
-          <w:color w:val="5F6F80"/>
-          <w:sz w:val="19"/>
-          <w:szCs w:val="19"/>
-        </w:rPr>
-        <w:br/>
-        <w:t xml:space="preserve">Mi evidencia matemática es ___.</w:t>
-      </w:r>
-    </w:p>
-    <w:p>
-      <w:pPr>
-        <w:spacing w:after="60"/>
-      </w:pPr>
-      <w:r>
-        <w:rPr>
-          <w:color w:val="1A2733"/>
-          <w:sz w:val="21"/>
-          <w:szCs w:val="21"/>
-        </w:rPr>
-        <w:t xml:space="preserve">This proves ___ because ___.</w:t>
-      </w:r>
-      <w:r>
-        <w:rPr>
-          <w:i/>
-          <w:iCs/>
-          <w:color w:val="5F6F80"/>
-          <w:sz w:val="19"/>
-          <w:szCs w:val="19"/>
-        </w:rPr>
-        <w:br/>
-        <w:t xml:space="preserve">Esto demuestra ___ porque ___.</w:t>
-      </w:r>
-    </w:p>
     <w:tbl>
       <w:tblPr>
         <w:tblW w:type="pct" w:w="100%"/>
@@ -2622,7 +2241,7 @@
           <w:sz w:val="24"/>
           <w:szCs w:val="24"/>
         </w:rPr>
-        <w:t xml:space="preserve">4. Check Your Explanation</w:t>
+        <w:t xml:space="preserve">Check Your Explanation</w:t>
       </w:r>
       <w:r>
         <w:rPr>
@@ -2632,7 +2251,7 @@
           <w:sz w:val="19"/>
           <w:szCs w:val="19"/>
         </w:rPr>
-        <w:t xml:space="preserve">   five quick checks</w:t>
+        <w:t xml:space="preserve">   three quick checks</w:t>
       </w:r>
     </w:p>
     <w:p>
@@ -2656,17 +2275,6 @@
         </w:rPr>
         <w:t xml:space="preserve">I answered the question.</w:t>
       </w:r>
-      <w:r>
-        <w:rPr>
-          <w:i/>
-          <w:iCs/>
-          <w:color w:val="5F6F80"/>
-          <w:sz w:val="18"/>
-          <w:szCs w:val="18"/>
-        </w:rPr>
-        <w:br/>
-        <w:t xml:space="preserve">Respondí la pregunta.</w:t>
-      </w:r>
     </w:p>
     <w:p>
       <w:pPr>
@@ -2687,18 +2295,7 @@
           <w:sz w:val="20"/>
           <w:szCs w:val="20"/>
         </w:rPr>
-        <w:t xml:space="preserve">I used math evidence: numbers, an equation, a model, or a comparison.</w:t>
-      </w:r>
-      <w:r>
-        <w:rPr>
-          <w:i/>
-          <w:iCs/>
-          <w:color w:val="5F6F80"/>
-          <w:sz w:val="18"/>
-          <w:szCs w:val="18"/>
-        </w:rPr>
-        <w:br/>
-        <w:t xml:space="preserve">Usé evidencia matemática: números, una ecuación, un modelo o una comparación.</w:t>
+        <w:t xml:space="preserve">I used math evidence: numbers, an equation, or a model.</w:t>
       </w:r>
     </w:p>
     <w:p>
@@ -2720,84 +2317,7 @@
           <w:sz w:val="20"/>
           <w:szCs w:val="20"/>
         </w:rPr>
-        <w:t xml:space="preserve">I explained how the evidence proves my answer.</w:t>
-      </w:r>
-      <w:r>
-        <w:rPr>
-          <w:i/>
-          <w:iCs/>
-          <w:color w:val="5F6F80"/>
-          <w:sz w:val="18"/>
-          <w:szCs w:val="18"/>
-        </w:rPr>
-        <w:br/>
-        <w:t xml:space="preserve">Expliqué cómo la evidencia demuestra mi respuesta.</w:t>
-      </w:r>
-    </w:p>
-    <w:p>
-      <w:pPr>
-        <w:spacing w:after="80"/>
-      </w:pPr>
-      <w:r>
-        <w:rPr>
-          <w:b/>
-          <w:bCs/>
-          <w:color w:val="1FA6A2"/>
-          <w:sz w:val="22"/>
-          <w:szCs w:val="22"/>
-        </w:rPr>
-        <w:t xml:space="preserve">☐  </w:t>
-      </w:r>
-      <w:r>
-        <w:rPr>
-          <w:sz w:val="20"/>
-          <w:szCs w:val="20"/>
-        </w:rPr>
         <w:t xml:space="preserve">I used at least two math words.</w:t>
-      </w:r>
-      <w:r>
-        <w:rPr>
-          <w:i/>
-          <w:iCs/>
-          <w:color w:val="5F6F80"/>
-          <w:sz w:val="18"/>
-          <w:szCs w:val="18"/>
-        </w:rPr>
-        <w:br/>
-        <w:t xml:space="preserve">Usé por lo menos dos palabras matemáticas.</w:t>
-      </w:r>
-    </w:p>
-    <w:p>
-      <w:pPr>
-        <w:spacing w:after="80"/>
-      </w:pPr>
-      <w:r>
-        <w:rPr>
-          <w:b/>
-          <w:bCs/>
-          <w:color w:val="1FA6A2"/>
-          <w:sz w:val="22"/>
-          <w:szCs w:val="22"/>
-        </w:rPr>
-        <w:t xml:space="preserve">☐  </w:t>
-      </w:r>
-      <w:r>
-        <w:rPr>
-          <w:sz w:val="20"/>
-          <w:szCs w:val="20"/>
-        </w:rPr>
-        <w:t xml:space="preserve">I reread complete sentences and punctuation.</w:t>
-      </w:r>
-      <w:r>
-        <w:rPr>
-          <w:i/>
-          <w:iCs/>
-          <w:color w:val="5F6F80"/>
-          <w:sz w:val="18"/>
-          <w:szCs w:val="18"/>
-        </w:rPr>
-        <w:br/>
-        <w:t xml:space="preserve">Volví a leer mis oraciones completas y la puntuación.</w:t>
       </w:r>
     </w:p>
     <w:p>
@@ -5096,7 +4616,7 @@
           <w:sz w:val="20"/>
           <w:szCs w:val="20"/>
         </w:rPr>
-        <w:t xml:space="preserve">☐  I answered the question.</w:t>
+        <w:t xml:space="preserve">☐  The answer to the math question is correct.</w:t>
       </w:r>
     </w:p>
     <w:p>
@@ -5108,7 +4628,7 @@
           <w:sz w:val="20"/>
           <w:szCs w:val="20"/>
         </w:rPr>
-        <w:t xml:space="preserve">☐  I used math evidence: numbers, an equation, a model, or a comparison.</w:t>
+        <w:t xml:space="preserve">☐  The evidence is real lesson mathematics (numbers, equation, or model), not restated claim.</w:t>
       </w:r>
     </w:p>
     <w:p>
@@ -5120,31 +4640,7 @@
           <w:sz w:val="20"/>
           <w:szCs w:val="20"/>
         </w:rPr>
-        <w:t xml:space="preserve">☐  I explained how the evidence proves my answer.</w:t>
-      </w:r>
-    </w:p>
-    <w:p>
-      <w:pPr>
-        <w:spacing w:after="80"/>
-      </w:pPr>
-      <w:r>
-        <w:rPr>
-          <w:sz w:val="20"/>
-          <w:szCs w:val="20"/>
-        </w:rPr>
-        <w:t xml:space="preserve">☐  I used at least two math words.</w:t>
-      </w:r>
-    </w:p>
-    <w:p>
-      <w:pPr>
-        <w:spacing w:after="80"/>
-      </w:pPr>
-      <w:r>
-        <w:rPr>
-          <w:sz w:val="20"/>
-          <w:szCs w:val="20"/>
-        </w:rPr>
-        <w:t xml:space="preserve">☐  I reread complete sentences and punctuation.</w:t>
+        <w:t xml:space="preserve">☐  The support level changed the language scaffolding, never the mathematical expectation.</w:t>
       </w:r>
     </w:p>
     <w:sectPr>
